--- a/docs/deliverables/out/Drop-0_Setup_and_Data_Migration/TestPlans/BIBS_TestPlan_BRD-03_Product_Maintenance_Summary_v1.0.docx
+++ b/docs/deliverables/out/Drop-0_Setup_and_Data_Migration/TestPlans/BIBS_TestPlan_BRD-03_Product_Maintenance_Summary_v1.0.docx
@@ -3512,7 +3512,7 @@
               <w:rPr>
                 <w:sz w:val="18"/>
               </w:rPr>
-              <w:t>Every case of the workbook, screen by screen, with the demo data</w:t>
+              <w:t>Every case of the workbook, screen by screen, with the seed data</w:t>
             </w:r>
           </w:p>
         </w:tc>
@@ -4563,7 +4563,7 @@
               <w:rPr>
                 <w:sz w:val="18"/>
               </w:rPr>
-              <w:t>The build is deployed on SIT with the demo profile (seeds V980 to V998); CI is green on the deployed commit; the test mailboxes of the four demo insurers receive mail; this plan is reviewed by the iorta TechNXT project manager.</w:t>
+              <w:t>The build is deployed on SIT with the seed profile (seeds V980 to V998); CI is green on the deployed commit; the test mailboxes of the four seed insurers receive mail; this plan is reviewed by the iorta TechNXT project manager.</w:t>
             </w:r>
           </w:p>
         </w:tc>
@@ -4944,7 +4944,7 @@
       </w:r>
       <w:r>
         <w:rPr/>
-        <w:t xml:space="preserve"> Testing of a scenario stops when a Critical defect blocks it, when the environment is down for more than half a day, or when the demo or UAT data is corrupted. It resumes after the fix is deployed and the blocked cases are re-run from their first step.</w:t>
+        <w:t xml:space="preserve"> Testing of a scenario stops when a Critical defect blocks it, when the environment is down for more than half a day, or when the seed or UAT data is corrupted. It resumes after the fix is deployed and the blocked cases are re-run from their first step.</w:t>
       </w:r>
     </w:p>
     <w:p>
@@ -5234,7 +5234,7 @@
               <w:rPr>
                 <w:sz w:val="18"/>
               </w:rPr>
-              <w:t>Demo profile seeds (V900-V998); test mailboxes for insurers and users</w:t>
+              <w:t>Seed profile migrations (V900-V998); test mailboxes for insurers and users</w:t>
             </w:r>
           </w:p>
         </w:tc>
@@ -5305,7 +5305,7 @@
               <w:rPr>
                 <w:sz w:val="18"/>
               </w:rPr>
-              <w:t>Masked copy of production-like data plus the demo package requests; no real client names, TINs, addresses or e-mail addresses</w:t>
+              <w:t>Masked copy of production-like data plus the seed package requests; no real client names, TINs, addresses or e-mail addresses</w:t>
             </w:r>
           </w:p>
         </w:tc>
@@ -5336,7 +5336,7 @@
     <w:p>
       <w:r>
         <w:rPr/>
-        <w:t>The cases refer to named data sets. For BRD-3 every set is provided by the demo seed of the build, so testers do not key in master data before they start; TD-PM-12 and TD-PM-13 are prepared by the tester as the case describes.</w:t>
+        <w:t>The cases refer to named data sets. For BRD-3 every set is provided by the seed of the build, so testers do not key in master data before they start; TD-PM-12 and TD-PM-13 are prepared by the tester as the case describes.</w:t>
       </w:r>
     </w:p>
     <w:p>
@@ -5505,7 +5505,7 @@
               <w:rPr>
                 <w:sz w:val="17"/>
               </w:rPr>
-              <w:t>Demo users and roles</w:t>
+              <w:t>SIT/UAT users and roles</w:t>
             </w:r>
           </w:p>
         </w:tc>
@@ -5527,7 +5527,7 @@
               <w:rPr>
                 <w:sz w:val="17"/>
               </w:rPr>
-              <w:t>Demo seeds V980 (broking users), V998 (Product Maintenance users), V900 (admin, auditor); roles and grants V755</w:t>
+              <w:t>Seeds V980 (broking users), V998 (Product Maintenance users), V900 (admin, auditor); roles and grants V755</w:t>
             </w:r>
           </w:p>
         </w:tc>
@@ -5601,7 +5601,7 @@
               <w:rPr>
                 <w:sz w:val="17"/>
               </w:rPr>
-              <w:t>Demo seed V997</w:t>
+              <w:t>Seed V997</w:t>
             </w:r>
           </w:p>
         </w:tc>
@@ -5672,7 +5672,7 @@
               <w:rPr>
                 <w:sz w:val="17"/>
               </w:rPr>
-              <w:t>Demo seed V997</w:t>
+              <w:t>Seed V997</w:t>
             </w:r>
           </w:p>
         </w:tc>
@@ -5746,7 +5746,7 @@
               <w:rPr>
                 <w:sz w:val="17"/>
               </w:rPr>
-              <w:t>Demo seed V997</w:t>
+              <w:t>Seed V997</w:t>
             </w:r>
           </w:p>
         </w:tc>
@@ -5817,7 +5817,7 @@
               <w:rPr>
                 <w:sz w:val="17"/>
               </w:rPr>
-              <w:t>Demo seed V997</w:t>
+              <w:t>Seed V997</w:t>
             </w:r>
           </w:p>
         </w:tc>
@@ -5891,7 +5891,7 @@
               <w:rPr>
                 <w:sz w:val="17"/>
               </w:rPr>
-              <w:t>Demo seed V997</w:t>
+              <w:t>Seed V997</w:t>
             </w:r>
           </w:p>
         </w:tc>
@@ -5962,7 +5962,7 @@
               <w:rPr>
                 <w:sz w:val="17"/>
               </w:rPr>
-              <w:t>Demo seed V997</w:t>
+              <w:t>Seed V997</w:t>
             </w:r>
           </w:p>
         </w:tc>
@@ -6036,7 +6036,7 @@
               <w:rPr>
                 <w:sz w:val="17"/>
               </w:rPr>
-              <w:t>Demo seed V996</w:t>
+              <w:t>Seed V996</w:t>
             </w:r>
           </w:p>
         </w:tc>
@@ -6107,7 +6107,7 @@
               <w:rPr>
                 <w:sz w:val="17"/>
               </w:rPr>
-              <w:t>Demo seed V996</w:t>
+              <w:t>Seed V996</w:t>
             </w:r>
           </w:p>
         </w:tc>
@@ -6181,7 +6181,7 @@
               <w:rPr>
                 <w:sz w:val="17"/>
               </w:rPr>
-              <w:t>Demo seed V996</w:t>
+              <w:t>Seed V996</w:t>
             </w:r>
           </w:p>
         </w:tc>
@@ -6252,7 +6252,7 @@
               <w:rPr>
                 <w:sz w:val="17"/>
               </w:rPr>
-              <w:t>Demo seeds V981 (clients), V982 (catalogue), V996 (versions)</w:t>
+              <w:t>Seeds V981 (clients), V982 (catalogue), V996 (versions)</w:t>
             </w:r>
           </w:p>
         </w:tc>
@@ -6471,7 +6471,7 @@
               <w:rPr>
                 <w:sz w:val="17"/>
               </w:rPr>
-              <w:t>Demo seeds V981 and V984; for UAT a masked copy of production-like data</w:t>
+              <w:t>Seeds V981 and V984; for UAT a masked copy of production-like data</w:t>
             </w:r>
           </w:p>
         </w:tc>
@@ -6485,7 +6485,7 @@
     <w:p>
       <w:r>
         <w:rPr/>
-        <w:t>Some cases change the state of a demo request (for example the sign-off of PKR-2026-900004). The test lead reloads the demo seed between cycles, or testers run those cases on a copy made with the TD-PM-12 values.</w:t>
+        <w:t>Some cases change the state of a seed request (for example the sign-off of PKR-2026-900004). The test lead reloads the seed between cycles, or testers run those cases on a copy made with the TD-PM-12 values.</w:t>
       </w:r>
     </w:p>
     <w:p>
@@ -7068,7 +7068,7 @@
     <w:p>
       <w:r>
         <w:rPr/>
-        <w:t>Each BDOI department tests the steps it owns: Marketing the requests, approvals and review of terms (SC-PM-03, part of SC-PM-04); TSU the review, negotiation, requirements, advisories and expiry (SC-PM-04, 05, 07); MBS the set-up, versions, masters and incentive criteria (SC-PM-02, 05, 06, 08). The personas and demo users are:</w:t>
+        <w:t>Each BDOI department tests the steps it owns: Marketing the requests, approvals and review of terms (SC-PM-03, part of SC-PM-04); TSU the review, negotiation, requirements, advisories and expiry (SC-PM-04, 05, 07); MBS the set-up, versions, masters and incentive criteria (SC-PM-02, 05, 06, 08). The personas and SIT/UAT users are:</w:t>
       </w:r>
     </w:p>
     <w:p>
@@ -7189,7 +7189,7 @@
                 <w:color w:val="FFFFFF"/>
                 <w:sz w:val="17"/>
               </w:rPr>
-              <w:t>Demo user</w:t>
+              <w:t>SIT/UAT user</w:t>
             </w:r>
           </w:p>
         </w:tc>
@@ -28363,7 +28363,7 @@
               <w:rPr>
                 <w:sz w:val="18"/>
               </w:rPr>
-              <w:t>Demo data is changed by earlier cases (for example PKR-2026-900004 signed off)</w:t>
+              <w:t>Seed data is changed by earlier cases (for example PKR-2026-900004 signed off)</w:t>
             </w:r>
           </w:p>
         </w:tc>
@@ -28407,7 +28407,7 @@
               <w:rPr>
                 <w:sz w:val="18"/>
               </w:rPr>
-              <w:t>Reload the demo seed between cycles; cases that change a demo request are marked in their preconditions</w:t>
+              <w:t>Reload the seed between cycles; cases that change a seed request are marked in their preconditions</w:t>
             </w:r>
           </w:p>
         </w:tc>

--- a/docs/deliverables/out/Drop-0_Setup_and_Data_Migration/TestPlans/BIBS_TestPlan_BRD-03_Product_Maintenance_Summary_v1.0.docx
+++ b/docs/deliverables/out/Drop-0_Setup_and_Data_Migration/TestPlans/BIBS_TestPlan_BRD-03_Product_Maintenance_Summary_v1.0.docx
@@ -450,7 +450,7 @@
     </w:tbl>
     <w:p>
       <w:pPr>
-        <w:spacing w:before="3000" w:after="0"/>
+        <w:spacing w:before="2600" w:after="0"/>
       </w:pPr>
     </w:p>
     <w:p>
@@ -518,15 +518,8 @@
     </w:p>
     <w:p>
       <w:pPr>
-        <w:spacing w:after="0"/>
-      </w:pPr>
-      <w:r>
-        <w:br w:type="page"/>
-      </w:r>
-    </w:p>
-    <w:p>
-      <w:pPr>
         <w:pStyle w:val="BDOIFrontHeading"/>
+        <w:pageBreakBefore/>
       </w:pPr>
       <w:r>
         <w:t>Document Control</w:t>
